--- a/2026-T3/B2-ICTSAD609-Plan_Monitor/2-Task2/611-Task2-section3.docx
+++ b/2026-T3/B2-ICTSAD609-Plan_Monitor/2-Task2/611-Task2-section3.docx
@@ -40,6 +40,17 @@
       </w:r>
     </w:p>
     <w:p/>
+    <w:p>
+      <w:r>
+        <w:rPr>
+          <w:rStyle w:val="Strong"/>
+          <w:rFonts w:ascii="Helvetica Neue" w:hAnsi="Helvetica Neue"/>
+          <w:color w:val="20374B"/>
+          <w:shd w:val="clear" w:color="auto" w:fill="FFFFFF"/>
+        </w:rPr>
+        <w:t>Stakeholder meetings</w:t>
+      </w:r>
+    </w:p>
     <w:p/>
     <w:sectPr>
       <w:pgSz w:w="11906" w:h="16838"/>
@@ -1026,6 +1037,17 @@
       <w:spacing w:val="5"/>
     </w:rPr>
   </w:style>
+  <w:style w:type="character" w:styleId="Strong">
+    <w:name w:val="Strong"/>
+    <w:basedOn w:val="DefaultParagraphFont"/>
+    <w:uiPriority w:val="22"/>
+    <w:qFormat/>
+    <w:rsid w:val="00E51553"/>
+    <w:rPr>
+      <w:b/>
+      <w:bCs/>
+    </w:rPr>
+  </w:style>
 </w:styles>
 </file>
 

--- a/2026-T3/B2-ICTSAD609-Plan_Monitor/2-Task2/611-Task2-section3.docx
+++ b/2026-T3/B2-ICTSAD609-Plan_Monitor/2-Task2/611-Task2-section3.docx
@@ -4,53 +4,824 @@
   <w:body>
     <w:p>
       <w:pPr>
-        <w:rPr>
-          <w:rFonts w:ascii="Arial" w:hAnsi="Arial" w:cs="Arial"/>
-          <w:b/>
-          <w:bCs/>
-          <w:color w:val="000000" w:themeColor="text1"/>
-        </w:rPr>
-      </w:pPr>
-      <w:r>
-        <w:rPr>
-          <w:rFonts w:ascii="Arial" w:hAnsi="Arial" w:cs="Arial"/>
-          <w:b/>
-          <w:bCs/>
-          <w:color w:val="000000" w:themeColor="text1"/>
-        </w:rPr>
+        <w:pStyle w:val="Heading1"/>
+      </w:pPr>
+      <w:r>
         <w:t xml:space="preserve">Section </w:t>
       </w:r>
       <w:r>
-        <w:rPr>
-          <w:rFonts w:ascii="Arial" w:hAnsi="Arial" w:cs="Arial"/>
-          <w:b/>
-          <w:bCs/>
-          <w:color w:val="000000" w:themeColor="text1"/>
-        </w:rPr>
         <w:t>3</w:t>
       </w:r>
       <w:r>
-        <w:rPr>
-          <w:rFonts w:ascii="Arial" w:hAnsi="Arial" w:cs="Arial"/>
-          <w:b/>
-          <w:bCs/>
-          <w:color w:val="000000" w:themeColor="text1"/>
-        </w:rPr>
         <w:t>:</w:t>
       </w:r>
     </w:p>
     <w:p/>
     <w:p>
-      <w:r>
+      <w:pPr>
         <w:rPr>
           <w:rStyle w:val="Strong"/>
           <w:rFonts w:ascii="Helvetica Neue" w:hAnsi="Helvetica Neue"/>
           <w:color w:val="20374B"/>
           <w:shd w:val="clear" w:color="auto" w:fill="FFFFFF"/>
         </w:rPr>
+      </w:pPr>
+      <w:r>
+        <w:rPr>
+          <w:rStyle w:val="Strong"/>
+          <w:rFonts w:ascii="Helvetica Neue" w:hAnsi="Helvetica Neue"/>
+          <w:color w:val="20374B"/>
+          <w:shd w:val="clear" w:color="auto" w:fill="FFFFFF"/>
+        </w:rPr>
         <w:t>Stakeholder meetings</w:t>
       </w:r>
     </w:p>
+    <w:p>
+      <w:pPr>
+        <w:rPr>
+          <w:rStyle w:val="Strong"/>
+          <w:rFonts w:ascii="Helvetica Neue" w:hAnsi="Helvetica Neue"/>
+          <w:color w:val="20374B"/>
+          <w:shd w:val="clear" w:color="auto" w:fill="FFFFFF"/>
+        </w:rPr>
+      </w:pPr>
+    </w:p>
+    <w:p>
+      <w:r>
+        <w:t xml:space="preserve">A new service provider has joined this project. </w:t>
+      </w:r>
+      <w:proofErr w:type="spellStart"/>
+      <w:r>
+        <w:t>Sentrient</w:t>
+      </w:r>
+      <w:proofErr w:type="spellEnd"/>
+      <w:r>
+        <w:t>, an Australian software provider specializing in compliance, GRC, and human resources, has joined the Worlducation project team to ensure the business transition fully complies with Australian cybersecurity laws and data privacy regulations. Its primary role is to audit data management processes, particularly those related to protecting children's information, and to implement automated compliance controls at all operational levels prior to the launch of both initiatives.</w:t>
+      </w:r>
+    </w:p>
+    <w:p/>
+    <w:p>
+      <w:pPr>
+        <w:rPr>
+          <w:b/>
+          <w:bCs/>
+        </w:rPr>
+      </w:pPr>
+      <w:r>
+        <w:rPr>
+          <w:b/>
+          <w:bCs/>
+        </w:rPr>
+        <w:t>Project Progression</w:t>
+      </w:r>
+    </w:p>
+    <w:p/>
+    <w:p>
+      <w:r>
+        <w:t xml:space="preserve">During the latest technical review meetings, two new key external stakeholders were identified and onboarded to the project from </w:t>
+      </w:r>
+      <w:proofErr w:type="spellStart"/>
+      <w:r>
+        <w:t>Sentrient</w:t>
+      </w:r>
+      <w:proofErr w:type="spellEnd"/>
+      <w:r>
+        <w:t>:</w:t>
+      </w:r>
+    </w:p>
+    <w:p>
+      <w:pPr>
+        <w:numPr>
+          <w:ilvl w:val="0"/>
+          <w:numId w:val="1"/>
+        </w:numPr>
+      </w:pPr>
+      <w:r>
+        <w:rPr>
+          <w:b/>
+          <w:bCs/>
+        </w:rPr>
+        <w:t xml:space="preserve">Sarah Jenkins (Lead GRC Consultant, </w:t>
+      </w:r>
+      <w:proofErr w:type="spellStart"/>
+      <w:r>
+        <w:rPr>
+          <w:b/>
+          <w:bCs/>
+        </w:rPr>
+        <w:t>Sentrient</w:t>
+      </w:r>
+      <w:proofErr w:type="spellEnd"/>
+      <w:r>
+        <w:rPr>
+          <w:b/>
+          <w:bCs/>
+        </w:rPr>
+        <w:t>):</w:t>
+      </w:r>
+      <w:r>
+        <w:t xml:space="preserve"> Responsible for auditing both the software and hardware integration architectures to ensure they comply with the Australian Privacy Act 1988 (APPs).</w:t>
+      </w:r>
+    </w:p>
+    <w:p>
+      <w:pPr>
+        <w:numPr>
+          <w:ilvl w:val="0"/>
+          <w:numId w:val="1"/>
+        </w:numPr>
+      </w:pPr>
+      <w:r>
+        <w:rPr>
+          <w:b/>
+          <w:bCs/>
+        </w:rPr>
+        <w:t xml:space="preserve">David Chen (Systems Integration Specialist, </w:t>
+      </w:r>
+      <w:proofErr w:type="spellStart"/>
+      <w:r>
+        <w:rPr>
+          <w:b/>
+          <w:bCs/>
+        </w:rPr>
+        <w:t>Sentrient</w:t>
+      </w:r>
+      <w:proofErr w:type="spellEnd"/>
+      <w:r>
+        <w:rPr>
+          <w:b/>
+          <w:bCs/>
+        </w:rPr>
+        <w:t>):</w:t>
+      </w:r>
+      <w:r>
+        <w:t xml:space="preserve"> Responsible for aligning </w:t>
+      </w:r>
+      <w:proofErr w:type="spellStart"/>
+      <w:r>
+        <w:t>Worlducation's</w:t>
+      </w:r>
+      <w:proofErr w:type="spellEnd"/>
+      <w:r>
+        <w:t xml:space="preserve"> internal HR and developer policies with the </w:t>
+      </w:r>
+      <w:proofErr w:type="spellStart"/>
+      <w:r>
+        <w:t>Sentrient</w:t>
+      </w:r>
+      <w:proofErr w:type="spellEnd"/>
+      <w:r>
+        <w:t xml:space="preserve"> compliance software.</w:t>
+      </w:r>
+    </w:p>
+    <w:p/>
+    <w:p>
+      <w:pPr>
+        <w:rPr>
+          <w:b/>
+          <w:bCs/>
+        </w:rPr>
+      </w:pPr>
+      <w:r>
+        <w:rPr>
+          <w:b/>
+          <w:bCs/>
+        </w:rPr>
+        <w:t xml:space="preserve">Changed </w:t>
+      </w:r>
+      <w:r>
+        <w:rPr>
+          <w:b/>
+          <w:bCs/>
+        </w:rPr>
+        <w:t>Positions &amp; Requirements</w:t>
+      </w:r>
+    </w:p>
+    <w:p/>
+    <w:p>
+      <w:r>
+        <w:t>Following their technical review, the stance on the project's security deliverables shifted for both initiatives:</w:t>
+      </w:r>
+    </w:p>
+    <w:p/>
+    <w:p>
+      <w:pPr>
+        <w:pStyle w:val="firstmt-15"/>
+        <w:numPr>
+          <w:ilvl w:val="0"/>
+          <w:numId w:val="2"/>
+        </w:numPr>
+      </w:pPr>
+      <w:r>
+        <w:rPr>
+          <w:rStyle w:val="Emphasis"/>
+          <w:i w:val="0"/>
+          <w:iCs w:val="0"/>
+        </w:rPr>
+        <w:t>For</w:t>
+      </w:r>
+      <w:r>
+        <w:rPr>
+          <w:rStyle w:val="Emphasis"/>
+        </w:rPr>
+        <w:t xml:space="preserve"> </w:t>
+      </w:r>
+      <w:r>
+        <w:rPr>
+          <w:rStyle w:val="Emphasis"/>
+        </w:rPr>
+        <w:t>Cloud-First SaaS and B2C Model:</w:t>
+      </w:r>
+      <w:r>
+        <w:t xml:space="preserve"> Sarah Jenkins introduced a new mandatory requirement. The cloud portal must now include an advanced data encryption and audit logging module, integrated via API with </w:t>
+      </w:r>
+      <w:proofErr w:type="spellStart"/>
+      <w:r>
+        <w:t>Sentrient's</w:t>
+      </w:r>
+      <w:proofErr w:type="spellEnd"/>
+      <w:r>
+        <w:t xml:space="preserve"> GRC software, to ensure child data protection laws are actively met.</w:t>
+      </w:r>
+    </w:p>
+    <w:p>
+      <w:pPr>
+        <w:pStyle w:val="firstmt-15"/>
+        <w:numPr>
+          <w:ilvl w:val="0"/>
+          <w:numId w:val="2"/>
+        </w:numPr>
+      </w:pPr>
+      <w:r>
+        <w:rPr>
+          <w:rStyle w:val="Emphasis"/>
+          <w:i w:val="0"/>
+          <w:iCs w:val="0"/>
+        </w:rPr>
+        <w:t>For</w:t>
+      </w:r>
+      <w:r>
+        <w:rPr>
+          <w:rStyle w:val="Emphasis"/>
+        </w:rPr>
+        <w:t xml:space="preserve"> Strategic Hardware Partnerships and Outsourced Distribution:</w:t>
+      </w:r>
+      <w:r>
+        <w:t xml:space="preserve"> Sarah required the implementation of a strict Vendor Risk Management compliance gateway. The ERP integration with the Hong Kong manufacturers must now pass a continuous </w:t>
+      </w:r>
+      <w:proofErr w:type="spellStart"/>
+      <w:r>
+        <w:t>Sentrient</w:t>
+      </w:r>
+      <w:proofErr w:type="spellEnd"/>
+      <w:r>
+        <w:t xml:space="preserve"> automated security audit to prevent third-party supply chain vulnerabilities.</w:t>
+      </w:r>
+    </w:p>
+    <w:p>
+      <w:pPr>
+        <w:pStyle w:val="firstmt-15"/>
+        <w:numPr>
+          <w:ilvl w:val="0"/>
+          <w:numId w:val="2"/>
+        </w:numPr>
+      </w:pPr>
+      <w:r>
+        <w:t xml:space="preserve">Additionally, David Chen established a new requirement that all internal IT staff and outsourced Bulgarian developers complete a mandatory compliance certification through the </w:t>
+      </w:r>
+      <w:proofErr w:type="spellStart"/>
+      <w:r>
+        <w:t>Sentrient</w:t>
+      </w:r>
+      <w:proofErr w:type="spellEnd"/>
+      <w:r>
+        <w:t xml:space="preserve"> HR portal before accessing any production servers.</w:t>
+      </w:r>
+    </w:p>
+    <w:p>
+      <w:pPr>
+        <w:spacing w:after="160" w:line="278" w:lineRule="auto"/>
+        <w:rPr>
+          <w:rStyle w:val="Strong"/>
+          <w:rFonts w:ascii="Helvetica Neue" w:hAnsi="Helvetica Neue"/>
+          <w:color w:val="20374B"/>
+        </w:rPr>
+      </w:pPr>
+      <w:r>
+        <w:rPr>
+          <w:rStyle w:val="Strong"/>
+          <w:rFonts w:ascii="Helvetica Neue" w:hAnsi="Helvetica Neue"/>
+          <w:color w:val="20374B"/>
+        </w:rPr>
+        <w:br w:type="page"/>
+      </w:r>
+    </w:p>
+    <w:p>
+      <w:pPr>
+        <w:shd w:val="clear" w:color="auto" w:fill="FFFFFF"/>
+        <w:rPr>
+          <w:rFonts w:ascii="Helvetica Neue" w:hAnsi="Helvetica Neue"/>
+          <w:color w:val="20374B"/>
+        </w:rPr>
+      </w:pPr>
+      <w:r>
+        <w:rPr>
+          <w:rStyle w:val="Strong"/>
+          <w:rFonts w:ascii="Helvetica Neue" w:hAnsi="Helvetica Neue"/>
+          <w:color w:val="20374B"/>
+        </w:rPr>
+        <w:lastRenderedPageBreak/>
+        <w:t>Business Analyst Meeting</w:t>
+      </w:r>
+    </w:p>
+    <w:p>
+      <w:pPr>
+        <w:rPr>
+          <w:rFonts w:ascii="Arial" w:hAnsi="Arial" w:cs="Arial"/>
+          <w:color w:val="1F1F1F"/>
+        </w:rPr>
+      </w:pPr>
+    </w:p>
+    <w:p>
+      <w:pPr>
+        <w:rPr>
+          <w:rFonts w:ascii="Arial" w:hAnsi="Arial" w:cs="Arial"/>
+          <w:color w:val="1F1F1F"/>
+        </w:rPr>
+      </w:pPr>
+      <w:r>
+        <w:rPr>
+          <w:rFonts w:ascii="Arial" w:hAnsi="Arial" w:cs="Arial"/>
+          <w:color w:val="1F1F1F"/>
+        </w:rPr>
+        <w:t xml:space="preserve">Changing requirements regarding the </w:t>
+      </w:r>
+      <w:proofErr w:type="spellStart"/>
+      <w:r>
+        <w:rPr>
+          <w:rFonts w:ascii="Arial" w:hAnsi="Arial" w:cs="Arial"/>
+          <w:i/>
+          <w:iCs/>
+          <w:color w:val="1F1F1F"/>
+          <w:bdr w:val="none" w:sz="0" w:space="0" w:color="auto" w:frame="1"/>
+        </w:rPr>
+        <w:t>Sentrient</w:t>
+      </w:r>
+      <w:proofErr w:type="spellEnd"/>
+      <w:r>
+        <w:rPr>
+          <w:rFonts w:ascii="Arial" w:hAnsi="Arial" w:cs="Arial"/>
+          <w:i/>
+          <w:iCs/>
+          <w:color w:val="1F1F1F"/>
+          <w:bdr w:val="none" w:sz="0" w:space="0" w:color="auto" w:frame="1"/>
+        </w:rPr>
+        <w:t xml:space="preserve"> API Integration</w:t>
+      </w:r>
+      <w:r>
+        <w:rPr>
+          <w:rFonts w:ascii="Arial" w:hAnsi="Arial" w:cs="Arial"/>
+          <w:color w:val="1F1F1F"/>
+        </w:rPr>
+        <w:t xml:space="preserve"> and </w:t>
+      </w:r>
+      <w:r>
+        <w:rPr>
+          <w:rFonts w:ascii="Arial" w:hAnsi="Arial" w:cs="Arial"/>
+          <w:i/>
+          <w:iCs/>
+          <w:color w:val="1F1F1F"/>
+          <w:bdr w:val="none" w:sz="0" w:space="0" w:color="auto" w:frame="1"/>
+        </w:rPr>
+        <w:t>Vendor Risk Management</w:t>
+      </w:r>
+      <w:r>
+        <w:rPr>
+          <w:rFonts w:ascii="Arial" w:hAnsi="Arial" w:cs="Arial"/>
+          <w:color w:val="1F1F1F"/>
+        </w:rPr>
+        <w:t xml:space="preserve"> will be executed in strict adherence to </w:t>
+      </w:r>
+      <w:proofErr w:type="spellStart"/>
+      <w:r>
+        <w:rPr>
+          <w:rFonts w:ascii="Arial" w:hAnsi="Arial" w:cs="Arial"/>
+          <w:color w:val="1F1F1F"/>
+        </w:rPr>
+        <w:t>Worlducation’s</w:t>
+      </w:r>
+      <w:proofErr w:type="spellEnd"/>
+      <w:r>
+        <w:rPr>
+          <w:rFonts w:ascii="Arial" w:hAnsi="Arial" w:cs="Arial"/>
+          <w:color w:val="1F1F1F"/>
+        </w:rPr>
+        <w:t xml:space="preserve"> Requirements Management Process using the following structured workflow:</w:t>
+      </w:r>
+    </w:p>
+    <w:p>
+      <w:pPr>
+        <w:rPr>
+          <w:rFonts w:ascii="Arial" w:hAnsi="Arial" w:cs="Arial"/>
+          <w:color w:val="1F1F1F"/>
+        </w:rPr>
+      </w:pPr>
+      <w:r>
+        <w:rPr>
+          <w:rFonts w:ascii="Arial" w:hAnsi="Arial" w:cs="Arial"/>
+          <w:color w:val="1F1F1F"/>
+        </w:rPr>
+        <w:br/>
+      </w:r>
+    </w:p>
+    <w:p>
+      <w:pPr>
+        <w:numPr>
+          <w:ilvl w:val="0"/>
+          <w:numId w:val="4"/>
+        </w:numPr>
+        <w:rPr>
+          <w:rFonts w:ascii="Arial" w:hAnsi="Arial" w:cs="Arial"/>
+          <w:color w:val="1F1F1F"/>
+        </w:rPr>
+      </w:pPr>
+      <w:r>
+        <w:rPr>
+          <w:rFonts w:ascii="Arial" w:hAnsi="Arial" w:cs="Arial"/>
+          <w:b/>
+          <w:bCs/>
+          <w:color w:val="1F1F1F"/>
+          <w:bdr w:val="none" w:sz="0" w:space="0" w:color="auto" w:frame="1"/>
+        </w:rPr>
+        <w:t>1. Change Initiation</w:t>
+      </w:r>
+    </w:p>
+    <w:p>
+      <w:pPr>
+        <w:ind w:left="720"/>
+        <w:rPr>
+          <w:rFonts w:ascii="Arial" w:hAnsi="Arial" w:cs="Arial"/>
+          <w:color w:val="1F1F1F"/>
+        </w:rPr>
+      </w:pPr>
+      <w:r>
+        <w:rPr>
+          <w:rFonts w:ascii="Arial" w:hAnsi="Arial" w:cs="Arial"/>
+          <w:color w:val="1F1F1F"/>
+        </w:rPr>
+        <w:t>The Business Analyst immediately logged a formal Change Request upon identification of the new requirement scope.</w:t>
+      </w:r>
+    </w:p>
+    <w:p>
+      <w:pPr>
+        <w:ind w:left="720"/>
+        <w:rPr>
+          <w:rFonts w:ascii="Arial" w:hAnsi="Arial" w:cs="Arial"/>
+          <w:color w:val="1F1F1F"/>
+        </w:rPr>
+      </w:pPr>
+    </w:p>
+    <w:p>
+      <w:pPr>
+        <w:numPr>
+          <w:ilvl w:val="0"/>
+          <w:numId w:val="4"/>
+        </w:numPr>
+        <w:rPr>
+          <w:rFonts w:ascii="Arial" w:hAnsi="Arial" w:cs="Arial"/>
+          <w:color w:val="1F1F1F"/>
+        </w:rPr>
+      </w:pPr>
+      <w:r>
+        <w:rPr>
+          <w:rFonts w:ascii="Arial" w:hAnsi="Arial" w:cs="Arial"/>
+          <w:b/>
+          <w:bCs/>
+          <w:color w:val="1F1F1F"/>
+          <w:bdr w:val="none" w:sz="0" w:space="0" w:color="auto" w:frame="1"/>
+        </w:rPr>
+        <w:t>2. Impact &amp; Baseline Analysis</w:t>
+      </w:r>
+    </w:p>
+    <w:p>
+      <w:pPr>
+        <w:ind w:left="720"/>
+        <w:rPr>
+          <w:rFonts w:ascii="Arial" w:hAnsi="Arial" w:cs="Arial"/>
+          <w:color w:val="1F1F1F"/>
+        </w:rPr>
+      </w:pPr>
+      <w:r>
+        <w:rPr>
+          <w:rFonts w:ascii="Arial" w:hAnsi="Arial" w:cs="Arial"/>
+          <w:color w:val="1F1F1F"/>
+        </w:rPr>
+        <w:t>Evaluated technical scope creep to quantify the precise impact on the project schedule, cost baseline, and external vendor policies.</w:t>
+      </w:r>
+    </w:p>
+    <w:p>
+      <w:pPr>
+        <w:ind w:left="720"/>
+        <w:rPr>
+          <w:rFonts w:ascii="Arial" w:hAnsi="Arial" w:cs="Arial"/>
+          <w:color w:val="1F1F1F"/>
+        </w:rPr>
+      </w:pPr>
+    </w:p>
+    <w:p>
+      <w:pPr>
+        <w:numPr>
+          <w:ilvl w:val="0"/>
+          <w:numId w:val="4"/>
+        </w:numPr>
+        <w:rPr>
+          <w:rFonts w:ascii="Arial" w:hAnsi="Arial" w:cs="Arial"/>
+          <w:color w:val="1F1F1F"/>
+        </w:rPr>
+      </w:pPr>
+      <w:r>
+        <w:rPr>
+          <w:rFonts w:ascii="Arial" w:hAnsi="Arial" w:cs="Arial"/>
+          <w:b/>
+          <w:bCs/>
+          <w:color w:val="1F1F1F"/>
+          <w:bdr w:val="none" w:sz="0" w:space="0" w:color="auto" w:frame="1"/>
+        </w:rPr>
+        <w:t>3. Escalation &amp; Governance Approval</w:t>
+      </w:r>
+    </w:p>
+    <w:p>
+      <w:pPr>
+        <w:ind w:left="720"/>
+        <w:rPr>
+          <w:rFonts w:ascii="Arial" w:hAnsi="Arial" w:cs="Arial"/>
+          <w:color w:val="1F1F1F"/>
+        </w:rPr>
+      </w:pPr>
+      <w:r>
+        <w:rPr>
+          <w:rFonts w:ascii="Arial" w:hAnsi="Arial" w:cs="Arial"/>
+          <w:color w:val="1F1F1F"/>
+        </w:rPr>
+        <w:br/>
+      </w:r>
+    </w:p>
+    <w:p>
+      <w:pPr>
+        <w:numPr>
+          <w:ilvl w:val="1"/>
+          <w:numId w:val="4"/>
+        </w:numPr>
+        <w:rPr>
+          <w:rFonts w:ascii="Arial" w:hAnsi="Arial" w:cs="Arial"/>
+          <w:color w:val="1F1F1F"/>
+        </w:rPr>
+      </w:pPr>
+      <w:r>
+        <w:rPr>
+          <w:rFonts w:ascii="Arial" w:hAnsi="Arial" w:cs="Arial"/>
+          <w:b/>
+          <w:bCs/>
+          <w:color w:val="1F1F1F"/>
+          <w:bdr w:val="none" w:sz="0" w:space="0" w:color="auto" w:frame="1"/>
+        </w:rPr>
+        <w:t>Technical Feasibility:</w:t>
+      </w:r>
+      <w:r>
+        <w:rPr>
+          <w:rFonts w:ascii="Arial" w:hAnsi="Arial" w:cs="Arial"/>
+          <w:color w:val="1F1F1F"/>
+        </w:rPr>
+        <w:t xml:space="preserve"> Escalated to </w:t>
+      </w:r>
+      <w:r>
+        <w:rPr>
+          <w:rFonts w:ascii="Arial" w:hAnsi="Arial" w:cs="Arial"/>
+          <w:b/>
+          <w:bCs/>
+          <w:color w:val="1F1F1F"/>
+          <w:bdr w:val="none" w:sz="0" w:space="0" w:color="auto" w:frame="1"/>
+        </w:rPr>
+        <w:t>Divya Sapra (IT Supervisor)</w:t>
+      </w:r>
+      <w:r>
+        <w:rPr>
+          <w:rFonts w:ascii="Arial" w:hAnsi="Arial" w:cs="Arial"/>
+          <w:color w:val="1F1F1F"/>
+        </w:rPr>
+        <w:t xml:space="preserve"> to validate technical viability and vendor policy alignment.</w:t>
+      </w:r>
+    </w:p>
+    <w:p>
+      <w:pPr>
+        <w:ind w:left="1440"/>
+        <w:rPr>
+          <w:rFonts w:ascii="Arial" w:hAnsi="Arial" w:cs="Arial"/>
+          <w:color w:val="1F1F1F"/>
+        </w:rPr>
+      </w:pPr>
+    </w:p>
+    <w:p>
+      <w:pPr>
+        <w:numPr>
+          <w:ilvl w:val="1"/>
+          <w:numId w:val="4"/>
+        </w:numPr>
+        <w:rPr>
+          <w:rFonts w:ascii="Arial" w:hAnsi="Arial" w:cs="Arial"/>
+          <w:color w:val="1F1F1F"/>
+        </w:rPr>
+      </w:pPr>
+      <w:r>
+        <w:rPr>
+          <w:rFonts w:ascii="Arial" w:hAnsi="Arial" w:cs="Arial"/>
+          <w:b/>
+          <w:bCs/>
+          <w:color w:val="1F1F1F"/>
+          <w:bdr w:val="none" w:sz="0" w:space="0" w:color="auto" w:frame="1"/>
+        </w:rPr>
+        <w:t>Financial Authorization:</w:t>
+      </w:r>
+      <w:r>
+        <w:rPr>
+          <w:rFonts w:ascii="Arial" w:hAnsi="Arial" w:cs="Arial"/>
+          <w:color w:val="1F1F1F"/>
+        </w:rPr>
+        <w:t xml:space="preserve"> Escalated to </w:t>
+      </w:r>
+      <w:r>
+        <w:rPr>
+          <w:rFonts w:ascii="Arial" w:hAnsi="Arial" w:cs="Arial"/>
+          <w:b/>
+          <w:bCs/>
+          <w:color w:val="1F1F1F"/>
+          <w:bdr w:val="none" w:sz="0" w:space="0" w:color="auto" w:frame="1"/>
+        </w:rPr>
+        <w:t>Anna Armstrong (Finance)</w:t>
+      </w:r>
+      <w:r>
+        <w:rPr>
+          <w:rFonts w:ascii="Arial" w:hAnsi="Arial" w:cs="Arial"/>
+          <w:color w:val="1F1F1F"/>
+        </w:rPr>
+        <w:t xml:space="preserve"> to secure formal budget clearance.</w:t>
+      </w:r>
+    </w:p>
+    <w:p>
+      <w:pPr>
+        <w:ind w:left="1440"/>
+        <w:rPr>
+          <w:rFonts w:ascii="Arial" w:hAnsi="Arial" w:cs="Arial"/>
+          <w:color w:val="1F1F1F"/>
+        </w:rPr>
+      </w:pPr>
+    </w:p>
+    <w:p>
+      <w:pPr>
+        <w:numPr>
+          <w:ilvl w:val="0"/>
+          <w:numId w:val="4"/>
+        </w:numPr>
+        <w:rPr>
+          <w:rFonts w:ascii="Arial" w:hAnsi="Arial" w:cs="Arial"/>
+          <w:color w:val="1F1F1F"/>
+        </w:rPr>
+      </w:pPr>
+      <w:r>
+        <w:rPr>
+          <w:rFonts w:ascii="Arial" w:hAnsi="Arial" w:cs="Arial"/>
+          <w:b/>
+          <w:bCs/>
+          <w:color w:val="1F1F1F"/>
+          <w:bdr w:val="none" w:sz="0" w:space="0" w:color="auto" w:frame="1"/>
+        </w:rPr>
+        <w:t>4. Backlog Integration &amp; Prioritization</w:t>
+      </w:r>
+    </w:p>
+    <w:p>
+      <w:pPr>
+        <w:ind w:left="720"/>
+        <w:rPr>
+          <w:rFonts w:ascii="Arial" w:hAnsi="Arial" w:cs="Arial"/>
+          <w:color w:val="1F1F1F"/>
+        </w:rPr>
+      </w:pPr>
+      <w:r>
+        <w:rPr>
+          <w:rFonts w:ascii="Arial" w:hAnsi="Arial" w:cs="Arial"/>
+          <w:color w:val="1F1F1F"/>
+        </w:rPr>
+        <w:t>Logged authorized changes into the secure Requirements Repository (</w:t>
+      </w:r>
+      <w:r>
+        <w:rPr>
+          <w:rFonts w:ascii="Arial" w:hAnsi="Arial" w:cs="Arial"/>
+          <w:b/>
+          <w:bCs/>
+          <w:color w:val="1F1F1F"/>
+          <w:bdr w:val="none" w:sz="0" w:space="0" w:color="auto" w:frame="1"/>
+        </w:rPr>
+        <w:t>Jira</w:t>
+      </w:r>
+      <w:r>
+        <w:rPr>
+          <w:rFonts w:ascii="Arial" w:hAnsi="Arial" w:cs="Arial"/>
+          <w:color w:val="1F1F1F"/>
+        </w:rPr>
+        <w:t xml:space="preserve">) and reclassified both items as </w:t>
+      </w:r>
+      <w:r>
+        <w:rPr>
+          <w:rFonts w:ascii="Arial" w:hAnsi="Arial" w:cs="Arial"/>
+          <w:b/>
+          <w:bCs/>
+          <w:color w:val="1F1F1F"/>
+          <w:bdr w:val="none" w:sz="0" w:space="0" w:color="auto" w:frame="1"/>
+        </w:rPr>
+        <w:t>Must-Have</w:t>
+      </w:r>
+      <w:r>
+        <w:rPr>
+          <w:rFonts w:ascii="Arial" w:hAnsi="Arial" w:cs="Arial"/>
+          <w:color w:val="1F1F1F"/>
+        </w:rPr>
+        <w:t xml:space="preserve"> using the </w:t>
+      </w:r>
+      <w:proofErr w:type="spellStart"/>
+      <w:r>
+        <w:rPr>
+          <w:rFonts w:ascii="Arial" w:hAnsi="Arial" w:cs="Arial"/>
+          <w:b/>
+          <w:bCs/>
+          <w:color w:val="1F1F1F"/>
+          <w:bdr w:val="none" w:sz="0" w:space="0" w:color="auto" w:frame="1"/>
+        </w:rPr>
+        <w:t>MoSCoW</w:t>
+      </w:r>
+      <w:proofErr w:type="spellEnd"/>
+      <w:r>
+        <w:rPr>
+          <w:rFonts w:ascii="Arial" w:hAnsi="Arial" w:cs="Arial"/>
+          <w:color w:val="1F1F1F"/>
+        </w:rPr>
+        <w:t xml:space="preserve"> prioritization method.</w:t>
+      </w:r>
+    </w:p>
+    <w:p>
+      <w:pPr>
+        <w:ind w:left="720"/>
+        <w:rPr>
+          <w:rFonts w:ascii="Arial" w:hAnsi="Arial" w:cs="Arial"/>
+          <w:color w:val="1F1F1F"/>
+        </w:rPr>
+      </w:pPr>
+    </w:p>
+    <w:p>
+      <w:pPr>
+        <w:numPr>
+          <w:ilvl w:val="0"/>
+          <w:numId w:val="4"/>
+        </w:numPr>
+        <w:rPr>
+          <w:rFonts w:ascii="Arial" w:hAnsi="Arial" w:cs="Arial"/>
+          <w:color w:val="1F1F1F"/>
+        </w:rPr>
+      </w:pPr>
+      <w:r>
+        <w:rPr>
+          <w:rFonts w:ascii="Arial" w:hAnsi="Arial" w:cs="Arial"/>
+          <w:b/>
+          <w:bCs/>
+          <w:color w:val="1F1F1F"/>
+          <w:bdr w:val="none" w:sz="0" w:space="0" w:color="auto" w:frame="1"/>
+        </w:rPr>
+        <w:t>5. Operational Execution</w:t>
+      </w:r>
+    </w:p>
+    <w:p>
+      <w:pPr>
+        <w:ind w:left="720"/>
+        <w:rPr>
+          <w:rFonts w:ascii="Arial" w:hAnsi="Arial" w:cs="Arial"/>
+          <w:color w:val="1F1F1F"/>
+        </w:rPr>
+      </w:pPr>
+      <w:r>
+        <w:rPr>
+          <w:rFonts w:ascii="Arial" w:hAnsi="Arial" w:cs="Arial"/>
+          <w:color w:val="1F1F1F"/>
+        </w:rPr>
+        <w:t>Allocated approved features directly into upcoming development sprints for execution.</w:t>
+      </w:r>
+    </w:p>
+    <w:p>
+      <w:pPr>
+        <w:rPr>
+          <w:b/>
+          <w:bCs/>
+        </w:rPr>
+      </w:pPr>
+    </w:p>
+    <w:p/>
     <w:p/>
     <w:sectPr>
       <w:pgSz w:w="11906" w:h="16838"/>
@@ -60,6 +831,483 @@
     </w:sectPr>
   </w:body>
 </w:document>
+</file>
+
+<file path=word/numbering.xml><?xml version="1.0" encoding="utf-8"?>
+<w:numbering xmlns:wpc="http://schemas.microsoft.com/office/word/2010/wordprocessingCanvas" xmlns:cx="http://schemas.microsoft.com/office/drawing/2014/chartex" xmlns:cx1="http://schemas.microsoft.com/office/drawing/2015/9/8/chartex" xmlns:cx2="http://schemas.microsoft.com/office/drawing/2015/10/21/chartex" xmlns:cx3="http://schemas.microsoft.com/office/drawing/2016/5/9/chartex" xmlns:cx4="http://schemas.microsoft.com/office/drawing/2016/5/10/chartex" xmlns:cx5="http://schemas.microsoft.com/office/drawing/2016/5/11/chartex" xmlns:cx6="http://schemas.microsoft.com/office/drawing/2016/5/12/chartex" xmlns:cx7="http://schemas.microsoft.com/office/drawing/2016/5/13/chartex" xmlns:cx8="http://schemas.microsoft.com/office/drawing/2016/5/14/chartex" xmlns:mc="http://schemas.openxmlformats.org/markup-compatibility/2006" xmlns:m="http://schemas.openxmlformats.org/officeDocument/2006/math" xmlns:aink="http://schemas.microsoft.com/office/drawing/2016/ink" xmlns:am3d="http://schemas.microsoft.com/office/drawing/2017/model3d" xmlns:oel="http://schemas.microsoft.com/office/2019/extlst" xmlns:r="http://schemas.openxmlformats.org/officeDocument/2006/relationships" xmlns:wp14="http://schemas.microsoft.com/office/word/2010/wordprocessingDrawing" xmlns:wp="http://schemas.openxmlformats.org/drawingml/2006/wordprocessingDrawing" xmlns:wpg="http://schemas.microsoft.com/office/word/2010/wordprocessingGroup" xmlns:wpi="http://schemas.microsoft.com/office/word/2010/wordprocessingInk" xmlns:wps="http://schemas.microsoft.com/office/word/2010/wordprocessingShape" xmlns:o="urn:schemas-microsoft-com:office:office" xmlns:v="urn:schemas-microsoft-com:vml" xmlns:w10="urn:schemas-microsoft-com:office:word" xmlns:w="http://schemas.openxmlformats.org/wordprocessingml/2006/main" xmlns:w14="http://schemas.microsoft.com/office/word/2010/wordml" xmlns:w15="http://schemas.microsoft.com/office/word/2012/wordml" xmlns:w16cex="http://schemas.microsoft.com/office/word/2018/wordml/cex" xmlns:w16cid="http://schemas.microsoft.com/office/word/2016/wordml/cid" xmlns:w16="http://schemas.microsoft.com/office/word/2018/wordml" xmlns:w16sdtdh="http://schemas.microsoft.com/office/word/2020/wordml/sdtdatahash" xmlns:w16sdtfl="http://schemas.microsoft.com/office/word/2024/wordml/sdtformatlock" xmlns:w16se="http://schemas.microsoft.com/office/word/2015/wordml/symex" xmlns:w16du="http://schemas.microsoft.com/office/word/2023/wordml/word16du" xmlns:wne="http://schemas.microsoft.com/office/word/2006/wordml" mc:Ignorable="w14 w15 w16se w16cid w16 w16cex w16sdtdh w16sdtfl w16du wp14">
+  <w:abstractNum w:abstractNumId="0" w15:restartNumberingAfterBreak="0">
+    <w:nsid w:val="44B1793D"/>
+    <w:multiLevelType w:val="hybridMultilevel"/>
+    <w:tmpl w:val="83A84B26"/>
+    <w:lvl w:ilvl="0" w:tplc="08090001">
+      <w:numFmt w:val="bullet"/>
+      <w:lvlText w:val=""/>
+      <w:lvlJc w:val="left"/>
+      <w:pPr>
+        <w:ind w:left="720" w:hanging="360"/>
+      </w:pPr>
+      <w:rPr>
+        <w:rFonts w:ascii="Symbol" w:eastAsia="Times New Roman" w:hAnsi="Symbol" w:cs="Times New Roman" w:hint="default"/>
+      </w:rPr>
+    </w:lvl>
+    <w:lvl w:ilvl="1" w:tplc="08090003" w:tentative="1">
+      <w:start w:val="1"/>
+      <w:numFmt w:val="bullet"/>
+      <w:lvlText w:val="o"/>
+      <w:lvlJc w:val="left"/>
+      <w:pPr>
+        <w:ind w:left="1440" w:hanging="360"/>
+      </w:pPr>
+      <w:rPr>
+        <w:rFonts w:ascii="Courier New" w:hAnsi="Courier New" w:cs="Courier New" w:hint="default"/>
+      </w:rPr>
+    </w:lvl>
+    <w:lvl w:ilvl="2" w:tplc="08090005" w:tentative="1">
+      <w:start w:val="1"/>
+      <w:numFmt w:val="bullet"/>
+      <w:lvlText w:val=""/>
+      <w:lvlJc w:val="left"/>
+      <w:pPr>
+        <w:ind w:left="2160" w:hanging="360"/>
+      </w:pPr>
+      <w:rPr>
+        <w:rFonts w:ascii="Wingdings" w:hAnsi="Wingdings" w:hint="default"/>
+      </w:rPr>
+    </w:lvl>
+    <w:lvl w:ilvl="3" w:tplc="08090001" w:tentative="1">
+      <w:start w:val="1"/>
+      <w:numFmt w:val="bullet"/>
+      <w:lvlText w:val=""/>
+      <w:lvlJc w:val="left"/>
+      <w:pPr>
+        <w:ind w:left="2880" w:hanging="360"/>
+      </w:pPr>
+      <w:rPr>
+        <w:rFonts w:ascii="Symbol" w:hAnsi="Symbol" w:hint="default"/>
+      </w:rPr>
+    </w:lvl>
+    <w:lvl w:ilvl="4" w:tplc="08090003" w:tentative="1">
+      <w:start w:val="1"/>
+      <w:numFmt w:val="bullet"/>
+      <w:lvlText w:val="o"/>
+      <w:lvlJc w:val="left"/>
+      <w:pPr>
+        <w:ind w:left="3600" w:hanging="360"/>
+      </w:pPr>
+      <w:rPr>
+        <w:rFonts w:ascii="Courier New" w:hAnsi="Courier New" w:cs="Courier New" w:hint="default"/>
+      </w:rPr>
+    </w:lvl>
+    <w:lvl w:ilvl="5" w:tplc="08090005" w:tentative="1">
+      <w:start w:val="1"/>
+      <w:numFmt w:val="bullet"/>
+      <w:lvlText w:val=""/>
+      <w:lvlJc w:val="left"/>
+      <w:pPr>
+        <w:ind w:left="4320" w:hanging="360"/>
+      </w:pPr>
+      <w:rPr>
+        <w:rFonts w:ascii="Wingdings" w:hAnsi="Wingdings" w:hint="default"/>
+      </w:rPr>
+    </w:lvl>
+    <w:lvl w:ilvl="6" w:tplc="08090001" w:tentative="1">
+      <w:start w:val="1"/>
+      <w:numFmt w:val="bullet"/>
+      <w:lvlText w:val=""/>
+      <w:lvlJc w:val="left"/>
+      <w:pPr>
+        <w:ind w:left="5040" w:hanging="360"/>
+      </w:pPr>
+      <w:rPr>
+        <w:rFonts w:ascii="Symbol" w:hAnsi="Symbol" w:hint="default"/>
+      </w:rPr>
+    </w:lvl>
+    <w:lvl w:ilvl="7" w:tplc="08090003" w:tentative="1">
+      <w:start w:val="1"/>
+      <w:numFmt w:val="bullet"/>
+      <w:lvlText w:val="o"/>
+      <w:lvlJc w:val="left"/>
+      <w:pPr>
+        <w:ind w:left="5760" w:hanging="360"/>
+      </w:pPr>
+      <w:rPr>
+        <w:rFonts w:ascii="Courier New" w:hAnsi="Courier New" w:cs="Courier New" w:hint="default"/>
+      </w:rPr>
+    </w:lvl>
+    <w:lvl w:ilvl="8" w:tplc="08090005" w:tentative="1">
+      <w:start w:val="1"/>
+      <w:numFmt w:val="bullet"/>
+      <w:lvlText w:val=""/>
+      <w:lvlJc w:val="left"/>
+      <w:pPr>
+        <w:ind w:left="6480" w:hanging="360"/>
+      </w:pPr>
+      <w:rPr>
+        <w:rFonts w:ascii="Wingdings" w:hAnsi="Wingdings" w:hint="default"/>
+      </w:rPr>
+    </w:lvl>
+  </w:abstractNum>
+  <w:abstractNum w:abstractNumId="1" w15:restartNumberingAfterBreak="0">
+    <w:nsid w:val="5BF62BE2"/>
+    <w:multiLevelType w:val="multilevel"/>
+    <w:tmpl w:val="70FCE288"/>
+    <w:lvl w:ilvl="0">
+      <w:start w:val="1"/>
+      <w:numFmt w:val="bullet"/>
+      <w:lvlText w:val=""/>
+      <w:lvlJc w:val="left"/>
+      <w:pPr>
+        <w:tabs>
+          <w:tab w:val="num" w:pos="720"/>
+        </w:tabs>
+        <w:ind w:left="720" w:hanging="360"/>
+      </w:pPr>
+      <w:rPr>
+        <w:rFonts w:ascii="Symbol" w:hAnsi="Symbol" w:hint="default"/>
+        <w:sz w:val="20"/>
+      </w:rPr>
+    </w:lvl>
+    <w:lvl w:ilvl="1">
+      <w:start w:val="1"/>
+      <w:numFmt w:val="bullet"/>
+      <w:lvlText w:val="o"/>
+      <w:lvlJc w:val="left"/>
+      <w:pPr>
+        <w:tabs>
+          <w:tab w:val="num" w:pos="1440"/>
+        </w:tabs>
+        <w:ind w:left="1440" w:hanging="360"/>
+      </w:pPr>
+      <w:rPr>
+        <w:rFonts w:ascii="Courier New" w:hAnsi="Courier New" w:hint="default"/>
+        <w:sz w:val="20"/>
+      </w:rPr>
+    </w:lvl>
+    <w:lvl w:ilvl="2" w:tentative="1">
+      <w:start w:val="1"/>
+      <w:numFmt w:val="bullet"/>
+      <w:lvlText w:val=""/>
+      <w:lvlJc w:val="left"/>
+      <w:pPr>
+        <w:tabs>
+          <w:tab w:val="num" w:pos="2160"/>
+        </w:tabs>
+        <w:ind w:left="2160" w:hanging="360"/>
+      </w:pPr>
+      <w:rPr>
+        <w:rFonts w:ascii="Wingdings" w:hAnsi="Wingdings" w:hint="default"/>
+        <w:sz w:val="20"/>
+      </w:rPr>
+    </w:lvl>
+    <w:lvl w:ilvl="3" w:tentative="1">
+      <w:start w:val="1"/>
+      <w:numFmt w:val="bullet"/>
+      <w:lvlText w:val=""/>
+      <w:lvlJc w:val="left"/>
+      <w:pPr>
+        <w:tabs>
+          <w:tab w:val="num" w:pos="2880"/>
+        </w:tabs>
+        <w:ind w:left="2880" w:hanging="360"/>
+      </w:pPr>
+      <w:rPr>
+        <w:rFonts w:ascii="Wingdings" w:hAnsi="Wingdings" w:hint="default"/>
+        <w:sz w:val="20"/>
+      </w:rPr>
+    </w:lvl>
+    <w:lvl w:ilvl="4" w:tentative="1">
+      <w:start w:val="1"/>
+      <w:numFmt w:val="bullet"/>
+      <w:lvlText w:val=""/>
+      <w:lvlJc w:val="left"/>
+      <w:pPr>
+        <w:tabs>
+          <w:tab w:val="num" w:pos="3600"/>
+        </w:tabs>
+        <w:ind w:left="3600" w:hanging="360"/>
+      </w:pPr>
+      <w:rPr>
+        <w:rFonts w:ascii="Wingdings" w:hAnsi="Wingdings" w:hint="default"/>
+        <w:sz w:val="20"/>
+      </w:rPr>
+    </w:lvl>
+    <w:lvl w:ilvl="5" w:tentative="1">
+      <w:start w:val="1"/>
+      <w:numFmt w:val="bullet"/>
+      <w:lvlText w:val=""/>
+      <w:lvlJc w:val="left"/>
+      <w:pPr>
+        <w:tabs>
+          <w:tab w:val="num" w:pos="4320"/>
+        </w:tabs>
+        <w:ind w:left="4320" w:hanging="360"/>
+      </w:pPr>
+      <w:rPr>
+        <w:rFonts w:ascii="Wingdings" w:hAnsi="Wingdings" w:hint="default"/>
+        <w:sz w:val="20"/>
+      </w:rPr>
+    </w:lvl>
+    <w:lvl w:ilvl="6" w:tentative="1">
+      <w:start w:val="1"/>
+      <w:numFmt w:val="bullet"/>
+      <w:lvlText w:val=""/>
+      <w:lvlJc w:val="left"/>
+      <w:pPr>
+        <w:tabs>
+          <w:tab w:val="num" w:pos="5040"/>
+        </w:tabs>
+        <w:ind w:left="5040" w:hanging="360"/>
+      </w:pPr>
+      <w:rPr>
+        <w:rFonts w:ascii="Wingdings" w:hAnsi="Wingdings" w:hint="default"/>
+        <w:sz w:val="20"/>
+      </w:rPr>
+    </w:lvl>
+    <w:lvl w:ilvl="7" w:tentative="1">
+      <w:start w:val="1"/>
+      <w:numFmt w:val="bullet"/>
+      <w:lvlText w:val=""/>
+      <w:lvlJc w:val="left"/>
+      <w:pPr>
+        <w:tabs>
+          <w:tab w:val="num" w:pos="5760"/>
+        </w:tabs>
+        <w:ind w:left="5760" w:hanging="360"/>
+      </w:pPr>
+      <w:rPr>
+        <w:rFonts w:ascii="Wingdings" w:hAnsi="Wingdings" w:hint="default"/>
+        <w:sz w:val="20"/>
+      </w:rPr>
+    </w:lvl>
+    <w:lvl w:ilvl="8" w:tentative="1">
+      <w:start w:val="1"/>
+      <w:numFmt w:val="bullet"/>
+      <w:lvlText w:val=""/>
+      <w:lvlJc w:val="left"/>
+      <w:pPr>
+        <w:tabs>
+          <w:tab w:val="num" w:pos="6480"/>
+        </w:tabs>
+        <w:ind w:left="6480" w:hanging="360"/>
+      </w:pPr>
+      <w:rPr>
+        <w:rFonts w:ascii="Wingdings" w:hAnsi="Wingdings" w:hint="default"/>
+        <w:sz w:val="20"/>
+      </w:rPr>
+    </w:lvl>
+  </w:abstractNum>
+  <w:abstractNum w:abstractNumId="2" w15:restartNumberingAfterBreak="0">
+    <w:nsid w:val="5CF323AA"/>
+    <w:multiLevelType w:val="hybridMultilevel"/>
+    <w:tmpl w:val="EDEC15FE"/>
+    <w:lvl w:ilvl="0" w:tplc="0809000F">
+      <w:start w:val="1"/>
+      <w:numFmt w:val="decimal"/>
+      <w:lvlText w:val="%1."/>
+      <w:lvlJc w:val="left"/>
+      <w:pPr>
+        <w:ind w:left="720" w:hanging="360"/>
+      </w:pPr>
+    </w:lvl>
+    <w:lvl w:ilvl="1" w:tplc="08090019" w:tentative="1">
+      <w:start w:val="1"/>
+      <w:numFmt w:val="lowerLetter"/>
+      <w:lvlText w:val="%2."/>
+      <w:lvlJc w:val="left"/>
+      <w:pPr>
+        <w:ind w:left="1440" w:hanging="360"/>
+      </w:pPr>
+    </w:lvl>
+    <w:lvl w:ilvl="2" w:tplc="0809001B" w:tentative="1">
+      <w:start w:val="1"/>
+      <w:numFmt w:val="lowerRoman"/>
+      <w:lvlText w:val="%3."/>
+      <w:lvlJc w:val="right"/>
+      <w:pPr>
+        <w:ind w:left="2160" w:hanging="180"/>
+      </w:pPr>
+    </w:lvl>
+    <w:lvl w:ilvl="3" w:tplc="0809000F" w:tentative="1">
+      <w:start w:val="1"/>
+      <w:numFmt w:val="decimal"/>
+      <w:lvlText w:val="%4."/>
+      <w:lvlJc w:val="left"/>
+      <w:pPr>
+        <w:ind w:left="2880" w:hanging="360"/>
+      </w:pPr>
+    </w:lvl>
+    <w:lvl w:ilvl="4" w:tplc="08090019" w:tentative="1">
+      <w:start w:val="1"/>
+      <w:numFmt w:val="lowerLetter"/>
+      <w:lvlText w:val="%5."/>
+      <w:lvlJc w:val="left"/>
+      <w:pPr>
+        <w:ind w:left="3600" w:hanging="360"/>
+      </w:pPr>
+    </w:lvl>
+    <w:lvl w:ilvl="5" w:tplc="0809001B" w:tentative="1">
+      <w:start w:val="1"/>
+      <w:numFmt w:val="lowerRoman"/>
+      <w:lvlText w:val="%6."/>
+      <w:lvlJc w:val="right"/>
+      <w:pPr>
+        <w:ind w:left="4320" w:hanging="180"/>
+      </w:pPr>
+    </w:lvl>
+    <w:lvl w:ilvl="6" w:tplc="0809000F" w:tentative="1">
+      <w:start w:val="1"/>
+      <w:numFmt w:val="decimal"/>
+      <w:lvlText w:val="%7."/>
+      <w:lvlJc w:val="left"/>
+      <w:pPr>
+        <w:ind w:left="5040" w:hanging="360"/>
+      </w:pPr>
+    </w:lvl>
+    <w:lvl w:ilvl="7" w:tplc="08090019" w:tentative="1">
+      <w:start w:val="1"/>
+      <w:numFmt w:val="lowerLetter"/>
+      <w:lvlText w:val="%8."/>
+      <w:lvlJc w:val="left"/>
+      <w:pPr>
+        <w:ind w:left="5760" w:hanging="360"/>
+      </w:pPr>
+    </w:lvl>
+    <w:lvl w:ilvl="8" w:tplc="0809001B" w:tentative="1">
+      <w:start w:val="1"/>
+      <w:numFmt w:val="lowerRoman"/>
+      <w:lvlText w:val="%9."/>
+      <w:lvlJc w:val="right"/>
+      <w:pPr>
+        <w:ind w:left="6480" w:hanging="180"/>
+      </w:pPr>
+    </w:lvl>
+  </w:abstractNum>
+  <w:abstractNum w:abstractNumId="3" w15:restartNumberingAfterBreak="0">
+    <w:nsid w:val="77CA63D9"/>
+    <w:multiLevelType w:val="multilevel"/>
+    <w:tmpl w:val="853CEFDA"/>
+    <w:lvl w:ilvl="0">
+      <w:start w:val="1"/>
+      <w:numFmt w:val="decimal"/>
+      <w:lvlText w:val="%1."/>
+      <w:lvlJc w:val="left"/>
+      <w:pPr>
+        <w:tabs>
+          <w:tab w:val="num" w:pos="720"/>
+        </w:tabs>
+        <w:ind w:left="720" w:hanging="360"/>
+      </w:pPr>
+    </w:lvl>
+    <w:lvl w:ilvl="1" w:tentative="1">
+      <w:start w:val="1"/>
+      <w:numFmt w:val="decimal"/>
+      <w:lvlText w:val="%2."/>
+      <w:lvlJc w:val="left"/>
+      <w:pPr>
+        <w:tabs>
+          <w:tab w:val="num" w:pos="1440"/>
+        </w:tabs>
+        <w:ind w:left="1440" w:hanging="360"/>
+      </w:pPr>
+    </w:lvl>
+    <w:lvl w:ilvl="2" w:tentative="1">
+      <w:start w:val="1"/>
+      <w:numFmt w:val="decimal"/>
+      <w:lvlText w:val="%3."/>
+      <w:lvlJc w:val="left"/>
+      <w:pPr>
+        <w:tabs>
+          <w:tab w:val="num" w:pos="2160"/>
+        </w:tabs>
+        <w:ind w:left="2160" w:hanging="360"/>
+      </w:pPr>
+    </w:lvl>
+    <w:lvl w:ilvl="3" w:tentative="1">
+      <w:start w:val="1"/>
+      <w:numFmt w:val="decimal"/>
+      <w:lvlText w:val="%4."/>
+      <w:lvlJc w:val="left"/>
+      <w:pPr>
+        <w:tabs>
+          <w:tab w:val="num" w:pos="2880"/>
+        </w:tabs>
+        <w:ind w:left="2880" w:hanging="360"/>
+      </w:pPr>
+    </w:lvl>
+    <w:lvl w:ilvl="4" w:tentative="1">
+      <w:start w:val="1"/>
+      <w:numFmt w:val="decimal"/>
+      <w:lvlText w:val="%5."/>
+      <w:lvlJc w:val="left"/>
+      <w:pPr>
+        <w:tabs>
+          <w:tab w:val="num" w:pos="3600"/>
+        </w:tabs>
+        <w:ind w:left="3600" w:hanging="360"/>
+      </w:pPr>
+    </w:lvl>
+    <w:lvl w:ilvl="5" w:tentative="1">
+      <w:start w:val="1"/>
+      <w:numFmt w:val="decimal"/>
+      <w:lvlText w:val="%6."/>
+      <w:lvlJc w:val="left"/>
+      <w:pPr>
+        <w:tabs>
+          <w:tab w:val="num" w:pos="4320"/>
+        </w:tabs>
+        <w:ind w:left="4320" w:hanging="360"/>
+      </w:pPr>
+    </w:lvl>
+    <w:lvl w:ilvl="6" w:tentative="1">
+      <w:start w:val="1"/>
+      <w:numFmt w:val="decimal"/>
+      <w:lvlText w:val="%7."/>
+      <w:lvlJc w:val="left"/>
+      <w:pPr>
+        <w:tabs>
+          <w:tab w:val="num" w:pos="5040"/>
+        </w:tabs>
+        <w:ind w:left="5040" w:hanging="360"/>
+      </w:pPr>
+    </w:lvl>
+    <w:lvl w:ilvl="7" w:tentative="1">
+      <w:start w:val="1"/>
+      <w:numFmt w:val="decimal"/>
+      <w:lvlText w:val="%8."/>
+      <w:lvlJc w:val="left"/>
+      <w:pPr>
+        <w:tabs>
+          <w:tab w:val="num" w:pos="5760"/>
+        </w:tabs>
+        <w:ind w:left="5760" w:hanging="360"/>
+      </w:pPr>
+    </w:lvl>
+    <w:lvl w:ilvl="8" w:tentative="1">
+      <w:start w:val="1"/>
+      <w:numFmt w:val="decimal"/>
+      <w:lvlText w:val="%9."/>
+      <w:lvlJc w:val="left"/>
+      <w:pPr>
+        <w:tabs>
+          <w:tab w:val="num" w:pos="6480"/>
+        </w:tabs>
+        <w:ind w:left="6480" w:hanging="360"/>
+      </w:pPr>
+    </w:lvl>
+  </w:abstractNum>
+  <w:num w:numId="1" w16cid:durableId="467481767">
+    <w:abstractNumId w:val="3"/>
+  </w:num>
+  <w:num w:numId="2" w16cid:durableId="2056545171">
+    <w:abstractNumId w:val="2"/>
+  </w:num>
+  <w:num w:numId="3" w16cid:durableId="1049105757">
+    <w:abstractNumId w:val="0"/>
+  </w:num>
+  <w:num w:numId="4" w16cid:durableId="109319207">
+    <w:abstractNumId w:val="1"/>
+  </w:num>
+</w:numbering>
 </file>
 
 <file path=word/styles.xml><?xml version="1.0" encoding="utf-8"?>
@@ -484,17 +1732,14 @@
     <w:pPr>
       <w:keepNext/>
       <w:keepLines/>
-      <w:spacing w:before="360" w:after="80" w:line="278" w:lineRule="auto"/>
+      <w:spacing w:before="360" w:after="80"/>
       <w:outlineLvl w:val="0"/>
     </w:pPr>
     <w:rPr>
       <w:rFonts w:asciiTheme="majorHAnsi" w:eastAsiaTheme="majorEastAsia" w:hAnsiTheme="majorHAnsi" w:cstheme="majorBidi"/>
       <w:color w:val="2F5496" w:themeColor="accent1" w:themeShade="BF"/>
-      <w:kern w:val="2"/>
       <w:sz w:val="40"/>
       <w:szCs w:val="40"/>
-      <w:lang w:eastAsia="en-US"/>
-      <w14:ligatures w14:val="standardContextual"/>
     </w:rPr>
   </w:style>
   <w:style w:type="paragraph" w:styleId="Heading2">
@@ -510,17 +1755,14 @@
     <w:pPr>
       <w:keepNext/>
       <w:keepLines/>
-      <w:spacing w:before="160" w:after="80" w:line="278" w:lineRule="auto"/>
+      <w:spacing w:before="160" w:after="80"/>
       <w:outlineLvl w:val="1"/>
     </w:pPr>
     <w:rPr>
       <w:rFonts w:asciiTheme="majorHAnsi" w:eastAsiaTheme="majorEastAsia" w:hAnsiTheme="majorHAnsi" w:cstheme="majorBidi"/>
       <w:color w:val="2F5496" w:themeColor="accent1" w:themeShade="BF"/>
-      <w:kern w:val="2"/>
       <w:sz w:val="32"/>
       <w:szCs w:val="32"/>
-      <w:lang w:eastAsia="en-US"/>
-      <w14:ligatures w14:val="standardContextual"/>
     </w:rPr>
   </w:style>
   <w:style w:type="paragraph" w:styleId="Heading3">
@@ -536,17 +1778,14 @@
     <w:pPr>
       <w:keepNext/>
       <w:keepLines/>
-      <w:spacing w:before="160" w:after="80" w:line="278" w:lineRule="auto"/>
+      <w:spacing w:before="160" w:after="80"/>
       <w:outlineLvl w:val="2"/>
     </w:pPr>
     <w:rPr>
-      <w:rFonts w:asciiTheme="minorHAnsi" w:eastAsiaTheme="majorEastAsia" w:hAnsiTheme="minorHAnsi" w:cstheme="majorBidi"/>
+      <w:rFonts w:eastAsiaTheme="majorEastAsia" w:cstheme="majorBidi"/>
       <w:color w:val="2F5496" w:themeColor="accent1" w:themeShade="BF"/>
-      <w:kern w:val="2"/>
       <w:sz w:val="28"/>
       <w:szCs w:val="28"/>
-      <w:lang w:eastAsia="en-US"/>
-      <w14:ligatures w14:val="standardContextual"/>
     </w:rPr>
   </w:style>
   <w:style w:type="paragraph" w:styleId="Heading4">
@@ -562,17 +1801,14 @@
     <w:pPr>
       <w:keepNext/>
       <w:keepLines/>
-      <w:spacing w:before="80" w:after="40" w:line="278" w:lineRule="auto"/>
+      <w:spacing w:before="80" w:after="40"/>
       <w:outlineLvl w:val="3"/>
     </w:pPr>
     <w:rPr>
-      <w:rFonts w:asciiTheme="minorHAnsi" w:eastAsiaTheme="majorEastAsia" w:hAnsiTheme="minorHAnsi" w:cstheme="majorBidi"/>
+      <w:rFonts w:eastAsiaTheme="majorEastAsia" w:cstheme="majorBidi"/>
       <w:i/>
       <w:iCs/>
       <w:color w:val="2F5496" w:themeColor="accent1" w:themeShade="BF"/>
-      <w:kern w:val="2"/>
-      <w:lang w:eastAsia="en-US"/>
-      <w14:ligatures w14:val="standardContextual"/>
     </w:rPr>
   </w:style>
   <w:style w:type="paragraph" w:styleId="Heading5">
@@ -588,15 +1824,12 @@
     <w:pPr>
       <w:keepNext/>
       <w:keepLines/>
-      <w:spacing w:before="80" w:after="40" w:line="278" w:lineRule="auto"/>
+      <w:spacing w:before="80" w:after="40"/>
       <w:outlineLvl w:val="4"/>
     </w:pPr>
     <w:rPr>
-      <w:rFonts w:asciiTheme="minorHAnsi" w:eastAsiaTheme="majorEastAsia" w:hAnsiTheme="minorHAnsi" w:cstheme="majorBidi"/>
+      <w:rFonts w:eastAsiaTheme="majorEastAsia" w:cstheme="majorBidi"/>
       <w:color w:val="2F5496" w:themeColor="accent1" w:themeShade="BF"/>
-      <w:kern w:val="2"/>
-      <w:lang w:eastAsia="en-US"/>
-      <w14:ligatures w14:val="standardContextual"/>
     </w:rPr>
   </w:style>
   <w:style w:type="paragraph" w:styleId="Heading6">
@@ -612,17 +1845,14 @@
     <w:pPr>
       <w:keepNext/>
       <w:keepLines/>
-      <w:spacing w:before="40" w:line="278" w:lineRule="auto"/>
+      <w:spacing w:before="40"/>
       <w:outlineLvl w:val="5"/>
     </w:pPr>
     <w:rPr>
-      <w:rFonts w:asciiTheme="minorHAnsi" w:eastAsiaTheme="majorEastAsia" w:hAnsiTheme="minorHAnsi" w:cstheme="majorBidi"/>
+      <w:rFonts w:eastAsiaTheme="majorEastAsia" w:cstheme="majorBidi"/>
       <w:i/>
       <w:iCs/>
       <w:color w:val="595959" w:themeColor="text1" w:themeTint="A6"/>
-      <w:kern w:val="2"/>
-      <w:lang w:eastAsia="en-US"/>
-      <w14:ligatures w14:val="standardContextual"/>
     </w:rPr>
   </w:style>
   <w:style w:type="paragraph" w:styleId="Heading7">
@@ -638,15 +1868,12 @@
     <w:pPr>
       <w:keepNext/>
       <w:keepLines/>
-      <w:spacing w:before="40" w:line="278" w:lineRule="auto"/>
+      <w:spacing w:before="40"/>
       <w:outlineLvl w:val="6"/>
     </w:pPr>
     <w:rPr>
-      <w:rFonts w:asciiTheme="minorHAnsi" w:eastAsiaTheme="majorEastAsia" w:hAnsiTheme="minorHAnsi" w:cstheme="majorBidi"/>
+      <w:rFonts w:eastAsiaTheme="majorEastAsia" w:cstheme="majorBidi"/>
       <w:color w:val="595959" w:themeColor="text1" w:themeTint="A6"/>
-      <w:kern w:val="2"/>
-      <w:lang w:eastAsia="en-US"/>
-      <w14:ligatures w14:val="standardContextual"/>
     </w:rPr>
   </w:style>
   <w:style w:type="paragraph" w:styleId="Heading8">
@@ -662,17 +1889,13 @@
     <w:pPr>
       <w:keepNext/>
       <w:keepLines/>
-      <w:spacing w:line="278" w:lineRule="auto"/>
       <w:outlineLvl w:val="7"/>
     </w:pPr>
     <w:rPr>
-      <w:rFonts w:asciiTheme="minorHAnsi" w:eastAsiaTheme="majorEastAsia" w:hAnsiTheme="minorHAnsi" w:cstheme="majorBidi"/>
+      <w:rFonts w:eastAsiaTheme="majorEastAsia" w:cstheme="majorBidi"/>
       <w:i/>
       <w:iCs/>
       <w:color w:val="272727" w:themeColor="text1" w:themeTint="D8"/>
-      <w:kern w:val="2"/>
-      <w:lang w:eastAsia="en-US"/>
-      <w14:ligatures w14:val="standardContextual"/>
     </w:rPr>
   </w:style>
   <w:style w:type="paragraph" w:styleId="Heading9">
@@ -688,21 +1911,16 @@
     <w:pPr>
       <w:keepNext/>
       <w:keepLines/>
-      <w:spacing w:line="278" w:lineRule="auto"/>
       <w:outlineLvl w:val="8"/>
     </w:pPr>
     <w:rPr>
-      <w:rFonts w:asciiTheme="minorHAnsi" w:eastAsiaTheme="majorEastAsia" w:hAnsiTheme="minorHAnsi" w:cstheme="majorBidi"/>
+      <w:rFonts w:eastAsiaTheme="majorEastAsia" w:cstheme="majorBidi"/>
       <w:color w:val="272727" w:themeColor="text1" w:themeTint="D8"/>
-      <w:kern w:val="2"/>
-      <w:lang w:eastAsia="en-US"/>
-      <w14:ligatures w14:val="standardContextual"/>
     </w:rPr>
   </w:style>
   <w:style w:type="character" w:default="1" w:styleId="DefaultParagraphFont">
     <w:name w:val="Default Paragraph Font"/>
     <w:uiPriority w:val="1"/>
-    <w:semiHidden/>
     <w:unhideWhenUsed/>
   </w:style>
   <w:style w:type="table" w:default="1" w:styleId="TableNormal">
@@ -863,8 +2081,6 @@
       <w:kern w:val="28"/>
       <w:sz w:val="56"/>
       <w:szCs w:val="56"/>
-      <w:lang w:eastAsia="en-US"/>
-      <w14:ligatures w14:val="standardContextual"/>
     </w:rPr>
   </w:style>
   <w:style w:type="character" w:customStyle="1" w:styleId="TitleChar">
@@ -893,17 +2109,13 @@
       <w:numPr>
         <w:ilvl w:val="1"/>
       </w:numPr>
-      <w:spacing w:after="160" w:line="278" w:lineRule="auto"/>
     </w:pPr>
     <w:rPr>
-      <w:rFonts w:asciiTheme="minorHAnsi" w:eastAsiaTheme="majorEastAsia" w:hAnsiTheme="minorHAnsi" w:cstheme="majorBidi"/>
+      <w:rFonts w:eastAsiaTheme="majorEastAsia" w:cstheme="majorBidi"/>
       <w:color w:val="595959" w:themeColor="text1" w:themeTint="A6"/>
       <w:spacing w:val="15"/>
-      <w:kern w:val="2"/>
       <w:sz w:val="28"/>
       <w:szCs w:val="28"/>
-      <w:lang w:eastAsia="en-US"/>
-      <w14:ligatures w14:val="standardContextual"/>
     </w:rPr>
   </w:style>
   <w:style w:type="character" w:customStyle="1" w:styleId="SubtitleChar">
@@ -929,17 +2141,13 @@
     <w:qFormat/>
     <w:rsid w:val="00BB6162"/>
     <w:pPr>
-      <w:spacing w:before="160" w:after="160" w:line="278" w:lineRule="auto"/>
+      <w:spacing w:before="160"/>
       <w:jc w:val="center"/>
     </w:pPr>
     <w:rPr>
-      <w:rFonts w:asciiTheme="minorHAnsi" w:eastAsiaTheme="minorHAnsi" w:hAnsiTheme="minorHAnsi" w:cstheme="minorBidi"/>
       <w:i/>
       <w:iCs/>
       <w:color w:val="404040" w:themeColor="text1" w:themeTint="BF"/>
-      <w:kern w:val="2"/>
-      <w:lang w:eastAsia="en-US"/>
-      <w14:ligatures w14:val="standardContextual"/>
     </w:rPr>
   </w:style>
   <w:style w:type="character" w:customStyle="1" w:styleId="QuoteChar">
@@ -961,16 +2169,9 @@
     <w:qFormat/>
     <w:rsid w:val="00BB6162"/>
     <w:pPr>
-      <w:spacing w:after="160" w:line="278" w:lineRule="auto"/>
       <w:ind w:left="720"/>
       <w:contextualSpacing/>
     </w:pPr>
-    <w:rPr>
-      <w:rFonts w:asciiTheme="minorHAnsi" w:eastAsiaTheme="minorHAnsi" w:hAnsiTheme="minorHAnsi" w:cstheme="minorBidi"/>
-      <w:kern w:val="2"/>
-      <w:lang w:eastAsia="en-US"/>
-      <w14:ligatures w14:val="standardContextual"/>
-    </w:rPr>
   </w:style>
   <w:style w:type="character" w:styleId="IntenseEmphasis">
     <w:name w:val="Intense Emphasis"/>
@@ -997,18 +2198,14 @@
         <w:top w:val="single" w:sz="4" w:space="10" w:color="2F5496" w:themeColor="accent1" w:themeShade="BF"/>
         <w:bottom w:val="single" w:sz="4" w:space="10" w:color="2F5496" w:themeColor="accent1" w:themeShade="BF"/>
       </w:pBdr>
-      <w:spacing w:before="360" w:after="360" w:line="278" w:lineRule="auto"/>
+      <w:spacing w:before="360" w:after="360"/>
       <w:ind w:left="864" w:right="864"/>
       <w:jc w:val="center"/>
     </w:pPr>
     <w:rPr>
-      <w:rFonts w:asciiTheme="minorHAnsi" w:eastAsiaTheme="minorHAnsi" w:hAnsiTheme="minorHAnsi" w:cstheme="minorBidi"/>
       <w:i/>
       <w:iCs/>
       <w:color w:val="2F5496" w:themeColor="accent1" w:themeShade="BF"/>
-      <w:kern w:val="2"/>
-      <w:lang w:eastAsia="en-US"/>
-      <w14:ligatures w14:val="standardContextual"/>
     </w:rPr>
   </w:style>
   <w:style w:type="character" w:customStyle="1" w:styleId="IntenseQuoteChar">
@@ -1047,6 +2244,44 @@
       <w:b/>
       <w:bCs/>
     </w:rPr>
+  </w:style>
+  <w:style w:type="paragraph" w:customStyle="1" w:styleId="firstmt-15">
+    <w:name w:val="first:mt-1.5!"/>
+    <w:basedOn w:val="Normal"/>
+    <w:rsid w:val="00BA60FA"/>
+    <w:pPr>
+      <w:spacing w:before="100" w:beforeAutospacing="1" w:after="100" w:afterAutospacing="1"/>
+    </w:pPr>
+  </w:style>
+  <w:style w:type="character" w:styleId="Emphasis">
+    <w:name w:val="Emphasis"/>
+    <w:basedOn w:val="DefaultParagraphFont"/>
+    <w:uiPriority w:val="20"/>
+    <w:qFormat/>
+    <w:rsid w:val="00BA60FA"/>
+    <w:rPr>
+      <w:i/>
+      <w:iCs/>
+    </w:rPr>
+  </w:style>
+  <w:style w:type="table" w:styleId="TableGrid">
+    <w:name w:val="Table Grid"/>
+    <w:basedOn w:val="TableNormal"/>
+    <w:uiPriority w:val="39"/>
+    <w:rsid w:val="00BA60FA"/>
+    <w:pPr>
+      <w:spacing w:after="0" w:line="240" w:lineRule="auto"/>
+    </w:pPr>
+    <w:tblPr>
+      <w:tblBorders>
+        <w:top w:val="single" w:sz="4" w:space="0" w:color="auto"/>
+        <w:left w:val="single" w:sz="4" w:space="0" w:color="auto"/>
+        <w:bottom w:val="single" w:sz="4" w:space="0" w:color="auto"/>
+        <w:right w:val="single" w:sz="4" w:space="0" w:color="auto"/>
+        <w:insideH w:val="single" w:sz="4" w:space="0" w:color="auto"/>
+        <w:insideV w:val="single" w:sz="4" w:space="0" w:color="auto"/>
+      </w:tblBorders>
+    </w:tblPr>
   </w:style>
 </w:styles>
 </file>

--- a/2026-T3/B2-ICTSAD609-Plan_Monitor/2-Task2/611-Task2-section3.docx
+++ b/2026-T3/B2-ICTSAD609-Plan_Monitor/2-Task2/611-Task2-section3.docx
@@ -16,6 +16,22 @@
         <w:t>:</w:t>
       </w:r>
     </w:p>
+    <w:p/>
+    <w:p>
+      <w:pPr>
+        <w:pStyle w:val="Heading1"/>
+      </w:pPr>
+      <w:r>
+        <w:rPr>
+          <w:rStyle w:val="Strong"/>
+          <w:rFonts w:ascii="Helvetica Neue" w:hAnsi="Helvetica Neue"/>
+          <w:color w:val="20374B"/>
+          <w:shd w:val="clear" w:color="auto" w:fill="FFFFFF"/>
+        </w:rPr>
+        <w:t>MANAGE BUSINESS ANALYSIS</w:t>
+      </w:r>
+    </w:p>
+    <w:p/>
     <w:p/>
     <w:p>
       <w:pPr>
@@ -822,7 +838,209 @@
       </w:pPr>
     </w:p>
     <w:p/>
+    <w:p>
+      <w:pPr>
+        <w:spacing w:after="160" w:line="278" w:lineRule="auto"/>
+      </w:pPr>
+      <w:r>
+        <w:rPr>
+          <w:highlight w:val="yellow"/>
+        </w:rPr>
+        <w:t>Please see the “</w:t>
+      </w:r>
+      <w:r>
+        <w:rPr>
+          <w:highlight w:val="yellow"/>
+        </w:rPr>
+        <w:t>Communication Register</w:t>
+      </w:r>
+      <w:r>
+        <w:rPr>
+          <w:highlight w:val="yellow"/>
+        </w:rPr>
+        <w:t>” to check all changes</w:t>
+      </w:r>
+    </w:p>
     <w:p/>
+    <w:p/>
+    <w:p>
+      <w:pPr>
+        <w:spacing w:after="160" w:line="278" w:lineRule="auto"/>
+        <w:rPr>
+          <w:rFonts w:ascii="Helvetica Neue" w:hAnsi="Helvetica Neue"/>
+          <w:b/>
+          <w:bCs/>
+          <w:color w:val="20374B"/>
+          <w:shd w:val="clear" w:color="auto" w:fill="FFFFFF"/>
+        </w:rPr>
+      </w:pPr>
+      <w:r>
+        <w:rPr>
+          <w:rStyle w:val="Strong"/>
+          <w:rFonts w:ascii="Helvetica Neue" w:hAnsi="Helvetica Neue"/>
+          <w:color w:val="20374B"/>
+          <w:shd w:val="clear" w:color="auto" w:fill="FFFFFF"/>
+        </w:rPr>
+        <w:br w:type="page"/>
+      </w:r>
+    </w:p>
+    <w:p>
+      <w:pPr>
+        <w:rPr>
+          <w:b/>
+          <w:bCs/>
+        </w:rPr>
+      </w:pPr>
+      <w:r>
+        <w:rPr>
+          <w:b/>
+          <w:bCs/>
+        </w:rPr>
+        <w:lastRenderedPageBreak/>
+        <w:t>Summary</w:t>
+      </w:r>
+    </w:p>
+    <w:p/>
+    <w:p>
+      <w:r>
+        <w:t xml:space="preserve">A formal performance management meeting was held on April 20, 2026, with my IT Supervisor, Divya Sapra. During the meeting, we reviewed my performance against the pre-determined metrics. Divya highlighted my "Outstanding" rating in minimizing requirement defects and my strong adherence to the Financial and SDLC policies. We also discussed the successful management of the new </w:t>
+      </w:r>
+      <w:proofErr w:type="spellStart"/>
+      <w:r>
+        <w:t>Sentrient</w:t>
+      </w:r>
+      <w:proofErr w:type="spellEnd"/>
+      <w:r>
+        <w:t xml:space="preserve"> compliance requirements. However, we identified a minor challenge regarding asynchronous communication with the Bulgarian development team and Hong Kong vendors, as time zone differences caused slight delays in requirement clarifications.</w:t>
+      </w:r>
+    </w:p>
+    <w:p/>
+    <w:p>
+      <w:pPr>
+        <w:rPr>
+          <w:b/>
+          <w:bCs/>
+        </w:rPr>
+      </w:pPr>
+      <w:r>
+        <w:rPr>
+          <w:b/>
+          <w:bCs/>
+        </w:rPr>
+        <w:t>Corrective actions required</w:t>
+      </w:r>
+    </w:p>
+    <w:p/>
+    <w:p>
+      <w:r>
+        <w:t>To address the communication bottlenecks, we agreed on two corrective actions. First, I will refine my asynchronous communication strategy by adopting stricter documentation standards for remote teams. Second, I will be enrolled in an advanced Agile/Scrum certification program to better manage distributed tech teams and improve sprint coordination.</w:t>
+      </w:r>
+    </w:p>
+    <w:p/>
+    <w:p>
+      <w:pPr>
+        <w:rPr>
+          <w:b/>
+          <w:bCs/>
+        </w:rPr>
+      </w:pPr>
+      <w:r>
+        <w:rPr>
+          <w:b/>
+          <w:bCs/>
+        </w:rPr>
+        <w:t>Confirm recommendations</w:t>
+      </w:r>
+    </w:p>
+    <w:p/>
+    <w:p>
+      <w:r>
+        <w:t>The corrective actions and professional development recommendations were formally confirmed via an email to Divya Sapra and by adding the training block into the official project timeline.</w:t>
+      </w:r>
+    </w:p>
+    <w:p/>
+    <w:p>
+      <w:proofErr w:type="spellStart"/>
+      <w:r>
+        <w:rPr>
+          <w:highlight w:val="yellow"/>
+        </w:rPr>
+        <w:t>Pleas</w:t>
+      </w:r>
+      <w:proofErr w:type="spellEnd"/>
+      <w:r>
+        <w:rPr>
+          <w:highlight w:val="yellow"/>
+        </w:rPr>
+        <w:t xml:space="preserve"> see the email “</w:t>
+      </w:r>
+      <w:r>
+        <w:rPr>
+          <w:highlight w:val="yellow"/>
+        </w:rPr>
+        <w:t>3-Confirmation_email</w:t>
+      </w:r>
+      <w:r>
+        <w:rPr>
+          <w:highlight w:val="yellow"/>
+        </w:rPr>
+        <w:t>”</w:t>
+      </w:r>
+    </w:p>
+    <w:p/>
+    <w:p>
+      <w:pPr>
+        <w:spacing w:after="160" w:line="278" w:lineRule="auto"/>
+        <w:rPr>
+          <w:rFonts w:asciiTheme="majorHAnsi" w:eastAsiaTheme="majorEastAsia" w:hAnsiTheme="majorHAnsi" w:cstheme="majorBidi"/>
+          <w:color w:val="2F5496" w:themeColor="accent1" w:themeShade="BF"/>
+          <w:sz w:val="40"/>
+          <w:szCs w:val="40"/>
+        </w:rPr>
+      </w:pPr>
+      <w:r>
+        <w:br w:type="page"/>
+      </w:r>
+    </w:p>
+    <w:p>
+      <w:pPr>
+        <w:pStyle w:val="Heading1"/>
+      </w:pPr>
+      <w:r>
+        <w:lastRenderedPageBreak/>
+        <w:t xml:space="preserve">PROBLEM SOLVING FOR BUSINESS ANALYSIS ACTIVITIES DRAWING ON </w:t>
+      </w:r>
+      <w:r>
+        <w:t>MY</w:t>
+      </w:r>
+      <w:r>
+        <w:t xml:space="preserve"> </w:t>
+      </w:r>
+      <w:r>
+        <w:t>OWN</w:t>
+      </w:r>
+      <w:r>
+        <w:t xml:space="preserve"> EXPERIENCE</w:t>
+      </w:r>
+    </w:p>
+    <w:p/>
+    <w:p>
+      <w:r>
+        <w:t>To manage problem-solving in business analysis activities, I draw on my previous professional experience. In addition to being an IT Consultant, I also performed minor project management tasks. Therefore, I primarily focus on two activities: 1) Creating a schedule, and 2) Ensuring legal compliance.</w:t>
+      </w:r>
+    </w:p>
+    <w:p/>
+    <w:p>
+      <w:r>
+        <w:t>This way, I ensure that the time allocated for each project phase allows us sufficient leeway for corrections or completing tasks. Also, due to my prior experience in cybersecurity, I prioritize legal aspects of security, so the addition of an auditing firm is a valuable asset.</w:t>
+      </w:r>
+    </w:p>
+    <w:p/>
+    <w:p>
+      <w:r>
+        <w:t>Furthermore, to address complex problems in general, I use the Work Breakdown Structure (WBS), ensuring that tasks are properly divided. This allows me to resolve emerging issues concurrently without significantly impacting the project's progress.</w:t>
+      </w:r>
+    </w:p>
     <w:sectPr>
       <w:pgSz w:w="11906" w:h="16838"/>
       <w:pgMar w:top="1440" w:right="1440" w:bottom="1440" w:left="1440" w:header="708" w:footer="708" w:gutter="0"/>
@@ -836,6 +1054,119 @@
 <file path=word/numbering.xml><?xml version="1.0" encoding="utf-8"?>
 <w:numbering xmlns:wpc="http://schemas.microsoft.com/office/word/2010/wordprocessingCanvas" xmlns:cx="http://schemas.microsoft.com/office/drawing/2014/chartex" xmlns:cx1="http://schemas.microsoft.com/office/drawing/2015/9/8/chartex" xmlns:cx2="http://schemas.microsoft.com/office/drawing/2015/10/21/chartex" xmlns:cx3="http://schemas.microsoft.com/office/drawing/2016/5/9/chartex" xmlns:cx4="http://schemas.microsoft.com/office/drawing/2016/5/10/chartex" xmlns:cx5="http://schemas.microsoft.com/office/drawing/2016/5/11/chartex" xmlns:cx6="http://schemas.microsoft.com/office/drawing/2016/5/12/chartex" xmlns:cx7="http://schemas.microsoft.com/office/drawing/2016/5/13/chartex" xmlns:cx8="http://schemas.microsoft.com/office/drawing/2016/5/14/chartex" xmlns:mc="http://schemas.openxmlformats.org/markup-compatibility/2006" xmlns:m="http://schemas.openxmlformats.org/officeDocument/2006/math" xmlns:aink="http://schemas.microsoft.com/office/drawing/2016/ink" xmlns:am3d="http://schemas.microsoft.com/office/drawing/2017/model3d" xmlns:oel="http://schemas.microsoft.com/office/2019/extlst" xmlns:r="http://schemas.openxmlformats.org/officeDocument/2006/relationships" xmlns:wp14="http://schemas.microsoft.com/office/word/2010/wordprocessingDrawing" xmlns:wp="http://schemas.openxmlformats.org/drawingml/2006/wordprocessingDrawing" xmlns:wpg="http://schemas.microsoft.com/office/word/2010/wordprocessingGroup" xmlns:wpi="http://schemas.microsoft.com/office/word/2010/wordprocessingInk" xmlns:wps="http://schemas.microsoft.com/office/word/2010/wordprocessingShape" xmlns:o="urn:schemas-microsoft-com:office:office" xmlns:v="urn:schemas-microsoft-com:vml" xmlns:w10="urn:schemas-microsoft-com:office:word" xmlns:w="http://schemas.openxmlformats.org/wordprocessingml/2006/main" xmlns:w14="http://schemas.microsoft.com/office/word/2010/wordml" xmlns:w15="http://schemas.microsoft.com/office/word/2012/wordml" xmlns:w16cex="http://schemas.microsoft.com/office/word/2018/wordml/cex" xmlns:w16cid="http://schemas.microsoft.com/office/word/2016/wordml/cid" xmlns:w16="http://schemas.microsoft.com/office/word/2018/wordml" xmlns:w16sdtdh="http://schemas.microsoft.com/office/word/2020/wordml/sdtdatahash" xmlns:w16sdtfl="http://schemas.microsoft.com/office/word/2024/wordml/sdtformatlock" xmlns:w16se="http://schemas.microsoft.com/office/word/2015/wordml/symex" xmlns:w16du="http://schemas.microsoft.com/office/word/2023/wordml/word16du" xmlns:wne="http://schemas.microsoft.com/office/word/2006/wordml" mc:Ignorable="w14 w15 w16se w16cid w16 w16cex w16sdtdh w16sdtfl w16du wp14">
   <w:abstractNum w:abstractNumId="0" w15:restartNumberingAfterBreak="0">
+    <w:nsid w:val="2E9242CB"/>
+    <w:multiLevelType w:val="hybridMultilevel"/>
+    <w:tmpl w:val="FAF8B7F4"/>
+    <w:lvl w:ilvl="0" w:tplc="D578DFA2">
+      <w:start w:val="1"/>
+      <w:numFmt w:val="bullet"/>
+      <w:lvlText w:val="-"/>
+      <w:lvlJc w:val="left"/>
+      <w:pPr>
+        <w:ind w:left="720" w:hanging="360"/>
+      </w:pPr>
+      <w:rPr>
+        <w:rFonts w:ascii="Times New Roman" w:eastAsia="Times New Roman" w:hAnsi="Times New Roman" w:cs="Times New Roman" w:hint="default"/>
+      </w:rPr>
+    </w:lvl>
+    <w:lvl w:ilvl="1" w:tplc="08090003" w:tentative="1">
+      <w:start w:val="1"/>
+      <w:numFmt w:val="bullet"/>
+      <w:lvlText w:val="o"/>
+      <w:lvlJc w:val="left"/>
+      <w:pPr>
+        <w:ind w:left="1440" w:hanging="360"/>
+      </w:pPr>
+      <w:rPr>
+        <w:rFonts w:ascii="Courier New" w:hAnsi="Courier New" w:cs="Courier New" w:hint="default"/>
+      </w:rPr>
+    </w:lvl>
+    <w:lvl w:ilvl="2" w:tplc="08090005" w:tentative="1">
+      <w:start w:val="1"/>
+      <w:numFmt w:val="bullet"/>
+      <w:lvlText w:val=""/>
+      <w:lvlJc w:val="left"/>
+      <w:pPr>
+        <w:ind w:left="2160" w:hanging="360"/>
+      </w:pPr>
+      <w:rPr>
+        <w:rFonts w:ascii="Wingdings" w:hAnsi="Wingdings" w:hint="default"/>
+      </w:rPr>
+    </w:lvl>
+    <w:lvl w:ilvl="3" w:tplc="08090001" w:tentative="1">
+      <w:start w:val="1"/>
+      <w:numFmt w:val="bullet"/>
+      <w:lvlText w:val=""/>
+      <w:lvlJc w:val="left"/>
+      <w:pPr>
+        <w:ind w:left="2880" w:hanging="360"/>
+      </w:pPr>
+      <w:rPr>
+        <w:rFonts w:ascii="Symbol" w:hAnsi="Symbol" w:hint="default"/>
+      </w:rPr>
+    </w:lvl>
+    <w:lvl w:ilvl="4" w:tplc="08090003" w:tentative="1">
+      <w:start w:val="1"/>
+      <w:numFmt w:val="bullet"/>
+      <w:lvlText w:val="o"/>
+      <w:lvlJc w:val="left"/>
+      <w:pPr>
+        <w:ind w:left="3600" w:hanging="360"/>
+      </w:pPr>
+      <w:rPr>
+        <w:rFonts w:ascii="Courier New" w:hAnsi="Courier New" w:cs="Courier New" w:hint="default"/>
+      </w:rPr>
+    </w:lvl>
+    <w:lvl w:ilvl="5" w:tplc="08090005" w:tentative="1">
+      <w:start w:val="1"/>
+      <w:numFmt w:val="bullet"/>
+      <w:lvlText w:val=""/>
+      <w:lvlJc w:val="left"/>
+      <w:pPr>
+        <w:ind w:left="4320" w:hanging="360"/>
+      </w:pPr>
+      <w:rPr>
+        <w:rFonts w:ascii="Wingdings" w:hAnsi="Wingdings" w:hint="default"/>
+      </w:rPr>
+    </w:lvl>
+    <w:lvl w:ilvl="6" w:tplc="08090001" w:tentative="1">
+      <w:start w:val="1"/>
+      <w:numFmt w:val="bullet"/>
+      <w:lvlText w:val=""/>
+      <w:lvlJc w:val="left"/>
+      <w:pPr>
+        <w:ind w:left="5040" w:hanging="360"/>
+      </w:pPr>
+      <w:rPr>
+        <w:rFonts w:ascii="Symbol" w:hAnsi="Symbol" w:hint="default"/>
+      </w:rPr>
+    </w:lvl>
+    <w:lvl w:ilvl="7" w:tplc="08090003" w:tentative="1">
+      <w:start w:val="1"/>
+      <w:numFmt w:val="bullet"/>
+      <w:lvlText w:val="o"/>
+      <w:lvlJc w:val="left"/>
+      <w:pPr>
+        <w:ind w:left="5760" w:hanging="360"/>
+      </w:pPr>
+      <w:rPr>
+        <w:rFonts w:ascii="Courier New" w:hAnsi="Courier New" w:cs="Courier New" w:hint="default"/>
+      </w:rPr>
+    </w:lvl>
+    <w:lvl w:ilvl="8" w:tplc="08090005" w:tentative="1">
+      <w:start w:val="1"/>
+      <w:numFmt w:val="bullet"/>
+      <w:lvlText w:val=""/>
+      <w:lvlJc w:val="left"/>
+      <w:pPr>
+        <w:ind w:left="6480" w:hanging="360"/>
+      </w:pPr>
+      <w:rPr>
+        <w:rFonts w:ascii="Wingdings" w:hAnsi="Wingdings" w:hint="default"/>
+      </w:rPr>
+    </w:lvl>
+  </w:abstractNum>
+  <w:abstractNum w:abstractNumId="1" w15:restartNumberingAfterBreak="0">
     <w:nsid w:val="44B1793D"/>
     <w:multiLevelType w:val="hybridMultilevel"/>
     <w:tmpl w:val="83A84B26"/>
@@ -947,7 +1278,7 @@
       </w:rPr>
     </w:lvl>
   </w:abstractNum>
-  <w:abstractNum w:abstractNumId="1" w15:restartNumberingAfterBreak="0">
+  <w:abstractNum w:abstractNumId="2" w15:restartNumberingAfterBreak="0">
     <w:nsid w:val="5BF62BE2"/>
     <w:multiLevelType w:val="multilevel"/>
     <w:tmpl w:val="70FCE288"/>
@@ -1096,7 +1427,7 @@
       </w:rPr>
     </w:lvl>
   </w:abstractNum>
-  <w:abstractNum w:abstractNumId="2" w15:restartNumberingAfterBreak="0">
+  <w:abstractNum w:abstractNumId="3" w15:restartNumberingAfterBreak="0">
     <w:nsid w:val="5CF323AA"/>
     <w:multiLevelType w:val="hybridMultilevel"/>
     <w:tmpl w:val="EDEC15FE"/>
@@ -1182,7 +1513,7 @@
       </w:pPr>
     </w:lvl>
   </w:abstractNum>
-  <w:abstractNum w:abstractNumId="3" w15:restartNumberingAfterBreak="0">
+  <w:abstractNum w:abstractNumId="4" w15:restartNumberingAfterBreak="0">
     <w:nsid w:val="77CA63D9"/>
     <w:multiLevelType w:val="multilevel"/>
     <w:tmpl w:val="853CEFDA"/>
@@ -1296,16 +1627,19 @@
     </w:lvl>
   </w:abstractNum>
   <w:num w:numId="1" w16cid:durableId="467481767">
+    <w:abstractNumId w:val="4"/>
+  </w:num>
+  <w:num w:numId="2" w16cid:durableId="2056545171">
     <w:abstractNumId w:val="3"/>
   </w:num>
-  <w:num w:numId="2" w16cid:durableId="2056545171">
+  <w:num w:numId="3" w16cid:durableId="1049105757">
+    <w:abstractNumId w:val="1"/>
+  </w:num>
+  <w:num w:numId="4" w16cid:durableId="109319207">
     <w:abstractNumId w:val="2"/>
   </w:num>
-  <w:num w:numId="3" w16cid:durableId="1049105757">
+  <w:num w:numId="5" w16cid:durableId="1531262124">
     <w:abstractNumId w:val="0"/>
-  </w:num>
-  <w:num w:numId="4" w16cid:durableId="109319207">
-    <w:abstractNumId w:val="1"/>
   </w:num>
 </w:numbering>
 </file>
@@ -1710,7 +2044,7 @@
   <w:style w:type="paragraph" w:default="1" w:styleId="Normal">
     <w:name w:val="Normal"/>
     <w:qFormat/>
-    <w:rsid w:val="00025A12"/>
+    <w:rsid w:val="0077779C"/>
     <w:pPr>
       <w:spacing w:after="0" w:line="240" w:lineRule="auto"/>
     </w:pPr>
